--- a/dist/SUBMISSION_FINAL/P4_Singapore_MIR/03_cover_letter.docx
+++ b/dist/SUBMISSION_FINAL/P4_Singapore_MIR/03_cover_letter.docx
@@ -102,7 +102,7 @@
         <w:pStyle w:val="BodyText"/>
       </w:pPr>
       <w:r>
-        <w:t xml:space="preserve">The study speaks directly to MIR's interest in international business theory across diverse institutional settings. Singapore is an ideal stress-test setting for the I–P relationship because near-universal digital diffusion — what the paper terms the</w:t>
+        <w:t xml:space="preserve">The study speaks directly to MIR's interest in international business theory across diverse institutional settings. Singapore is an ideal stress-test setting for the I–P relationship because near-universal digital diffusion — the</w:t>
       </w:r>
       <w:r>
         <w:t xml:space="preserve"> </w:t>
@@ -112,13 +112,13 @@
           <w:iCs/>
           <w:i/>
         </w:rPr>
-        <w:t xml:space="preserve">digital saturation paradox</w:t>
+        <w:t xml:space="preserve">digital-saturation</w:t>
       </w:r>
       <w:r>
         <w:t xml:space="preserve"> </w:t>
       </w:r>
       <w:r>
-        <w:t xml:space="preserve">— removes the uniform-premium effect of foundational digital adoption and leaves only the export-contingent signal legible. Singapore's advanced-economy positioning is empirically well-established: it ranks 2nd globally in the StartupBlink Innovators Business Environment Index 2026 (score 99.145 out of 100; 1st in Asia Pacific across 30+ governance, capital access, taxation, and digital-infrastructure parameters), 4th in the Global Startup Ecosystem Index 2025, and 3rd in the United Nations e-Government Survey 2024, with the Smart Nation 2.0 initiative (2024) formalising digital trust and growth as national policy pillars. This configuration provides a theoretically precise complement to I–P studies in emerging-economy settings and advances MIR's sustained focus on how institutional and digital environments condition the returns to internationalisation.</w:t>
+        <w:t xml:space="preserve">condition documented in the technology-diffusion literature (Rogers, 1962; Bharadwaj et al., 2013) and empirically operationalised in this paper — removes the uniform-premium effect of foundational digital adoption and leaves only the export-contingent signal legible. Singapore's advanced-economy positioning is empirically well-established: it ranks 2nd globally in the StartupBlink Innovators Business Environment Index 2026 (score 99.145 out of 100; 1st in Asia Pacific across 30+ governance, capital access, taxation, and digital-infrastructure parameters), 4th in the Global Startup Ecosystem Index 2025, and 3rd in the United Nations e-Government Survey 2024, with the Smart Nation 2.0 initiative (2024) formalising digital trust and growth as national policy pillars. This configuration provides a theoretically precise complement to I–P studies in emerging-economy settings and advances MIR's sustained focus on how institutional and digital environments condition the returns to internationalisation.</w:t>
       </w:r>
     </w:p>
     <w:p>
@@ -146,20 +146,7 @@
         <w:pStyle w:val="BodyText"/>
       </w:pPr>
       <w:r>
-        <w:t xml:space="preserve">Second, the study introduces the concept of a</w:t>
-      </w:r>
-      <w:r>
-        <w:t xml:space="preserve"> </w:t>
-      </w:r>
-      <w:r>
-        <w:rPr>
-          <w:iCs/>
-          <w:i/>
-        </w:rPr>
-        <w:t xml:space="preserve">digital saturation paradox</w:t>
-      </w:r>
-      <w:r>
-        <w:t xml:space="preserve">: in an environment where Tier 1–2 digital interfaces (websites, electronic payment systems) are already widely diffused, foundational digital adoption functions as a hygiene factor for domestic operations rather than a differentiating asset. DAI's productivity association becomes measurable primarily in the high-export tail (β₅ for FSTS²×DAI = +3.119, p = .005), suggesting that digital adoption operates as a contingent scaling resource rather than a uniform productivity premium.</w:t>
+        <w:t xml:space="preserve">Second, the study documents the empirical signature of digital saturation at the advanced-economy ceiling: in an environment where Tier 1–2 digital interfaces (websites, electronic payment systems) are already widely diffused, foundational digital adoption functions as a hygiene factor for domestic operations rather than a differentiating asset. The diffusion-driven saturation mechanism is well established (Rogers, 1962; Bharadwaj et al., 2013); our contribution is to document its specific empirical signature in WBES Singapore 2023, where DAI's productivity association becomes measurable primarily in the high-export tail (β₅ for FSTS²×DAI = +3.119, p = .005), consistent with digital adoption operating as a contingent scaling resource rather than a uniform productivity premium.</w:t>
       </w:r>
     </w:p>
     <w:p>
@@ -287,7 +274,7 @@
         <w:t xml:space="preserve"> </w:t>
       </w:r>
       <w:r>
-        <w:t xml:space="preserve">College of Economics, Can Tho University (CTU), Vietnam</w:t>
+        <w:t xml:space="preserve">School of Economics, Can Tho University (CTU), Vietnam</w:t>
       </w:r>
       <w:r>
         <w:t xml:space="preserve"> </w:t>
@@ -303,7 +290,7 @@
           <w:rPr>
             <w:rStyle w:val="Hyperlink"/>
           </w:rPr>
-          <w:t xml:space="preserve">huongp1323001@gstudent.ctu.edu.vn</w:t>
+          <w:t xml:space="preserve">thuyhuongctu@gmail.com</w:t>
         </w:r>
       </w:hyperlink>
       <w:r>
@@ -328,7 +315,7 @@
         <w:t xml:space="preserve"> </w:t>
       </w:r>
       <w:r>
-        <w:t xml:space="preserve">Associate Professor, College of Economics</w:t>
+        <w:t xml:space="preserve">Associate Professor, School of Economics</w:t>
       </w:r>
       <w:r>
         <w:t xml:space="preserve"> </w:t>
